--- a/1.docx
+++ b/1.docx
@@ -20,15 +20,36 @@
         <w:rPr>
           <w:rFonts w:ascii="Open Sans" w:eastAsia="Open Sans" w:hAnsi="Open Sans" w:cs="Open Sans"/>
           <w:color w:val="000000" w:themeColor="text1"/>
+        </w:rPr>
+      </w:pPr>
+      <w:r>
+        <w:rPr>
+          <w:rFonts w:ascii="Open Sans" w:eastAsia="Open Sans" w:hAnsi="Open Sans" w:cs="Open Sans"/>
+          <w:color w:val="000000" w:themeColor="text1"/>
+        </w:rPr>
+        <w:t>Создал в своём репозитории новую ветку «</w:t>
+      </w:r>
+      <w:r>
+        <w:rPr>
+          <w:rFonts w:ascii="Open Sans" w:eastAsia="Open Sans" w:hAnsi="Open Sans" w:cs="Open Sans"/>
+          <w:color w:val="000000" w:themeColor="text1"/>
           <w:lang w:val="en-US"/>
         </w:rPr>
-      </w:pPr>
-      <w:r>
-        <w:rPr>
-          <w:rFonts w:ascii="Open Sans" w:eastAsia="Open Sans" w:hAnsi="Open Sans" w:cs="Open Sans"/>
-          <w:color w:val="000000" w:themeColor="text1"/>
-        </w:rPr>
-        <w:t>Создал в своём репозитории новую ветку «</w:t>
+        <w:t>Lisitsyn</w:t>
+      </w:r>
+      <w:r>
+        <w:rPr>
+          <w:rFonts w:ascii="Open Sans" w:eastAsia="Open Sans" w:hAnsi="Open Sans" w:cs="Open Sans"/>
+          <w:color w:val="000000" w:themeColor="text1"/>
+        </w:rPr>
+        <w:t>» и перешёл в эту ветку. Добавил в своей ветке файл «1</w:t>
+      </w:r>
+      <w:r>
+        <w:rPr>
+          <w:rFonts w:ascii="Open Sans" w:eastAsia="Open Sans" w:hAnsi="Open Sans" w:cs="Open Sans"/>
+          <w:color w:val="000000" w:themeColor="text1"/>
+        </w:rPr>
+        <w:t>.</w:t>
       </w:r>
       <w:r>
         <w:rPr>
@@ -36,14 +57,84 @@
           <w:color w:val="000000" w:themeColor="text1"/>
           <w:lang w:val="en-US"/>
         </w:rPr>
-        <w:t>Lisitsyn</w:t>
-      </w:r>
-      <w:r>
-        <w:rPr>
-          <w:rFonts w:ascii="Open Sans" w:eastAsia="Open Sans" w:hAnsi="Open Sans" w:cs="Open Sans"/>
-          <w:color w:val="000000" w:themeColor="text1"/>
-        </w:rPr>
-        <w:t>» и перешёл в эту ветку. Добавил в своей ветке файл «1</w:t>
+        <w:t>docx</w:t>
+      </w:r>
+      <w:r>
+        <w:rPr>
+          <w:rFonts w:ascii="Open Sans" w:eastAsia="Open Sans" w:hAnsi="Open Sans" w:cs="Open Sans"/>
+          <w:color w:val="000000" w:themeColor="text1"/>
+        </w:rPr>
+        <w:t>»</w:t>
+      </w:r>
+      <w:r>
+        <w:rPr>
+          <w:rFonts w:ascii="Open Sans" w:eastAsia="Open Sans" w:hAnsi="Open Sans" w:cs="Open Sans"/>
+          <w:color w:val="000000" w:themeColor="text1"/>
+        </w:rPr>
+        <w:t xml:space="preserve">. </w:t>
+      </w:r>
+      <w:r>
+        <w:rPr>
+          <w:rFonts w:ascii="Open Sans" w:eastAsia="Open Sans" w:hAnsi="Open Sans" w:cs="Open Sans"/>
+          <w:color w:val="000000" w:themeColor="text1"/>
+        </w:rPr>
+        <w:t xml:space="preserve">Зафиксировал изменения (рисунок </w:t>
+      </w:r>
+      <w:r>
+        <w:rPr>
+          <w:rFonts w:ascii="Open Sans" w:eastAsia="Open Sans" w:hAnsi="Open Sans" w:cs="Open Sans"/>
+          <w:color w:val="000000" w:themeColor="text1"/>
+        </w:rPr>
+        <w:t>1</w:t>
+      </w:r>
+      <w:r>
+        <w:rPr>
+          <w:rFonts w:ascii="Open Sans" w:eastAsia="Open Sans" w:hAnsi="Open Sans" w:cs="Open Sans"/>
+          <w:color w:val="000000" w:themeColor="text1"/>
+        </w:rPr>
+        <w:t>.</w:t>
+      </w:r>
+      <w:r>
+        <w:rPr>
+          <w:rFonts w:ascii="Open Sans" w:eastAsia="Open Sans" w:hAnsi="Open Sans" w:cs="Open Sans"/>
+          <w:color w:val="000000" w:themeColor="text1"/>
+        </w:rPr>
+        <w:t>1</w:t>
+      </w:r>
+      <w:r>
+        <w:rPr>
+          <w:rFonts w:ascii="Open Sans" w:eastAsia="Open Sans" w:hAnsi="Open Sans" w:cs="Open Sans"/>
+          <w:color w:val="000000" w:themeColor="text1"/>
+        </w:rPr>
+        <w:t xml:space="preserve"> – </w:t>
+      </w:r>
+      <w:r>
+        <w:rPr>
+          <w:rFonts w:ascii="Open Sans" w:eastAsia="Open Sans" w:hAnsi="Open Sans" w:cs="Open Sans"/>
+          <w:color w:val="000000" w:themeColor="text1"/>
+        </w:rPr>
+        <w:t>1</w:t>
+      </w:r>
+      <w:r>
+        <w:rPr>
+          <w:rFonts w:ascii="Open Sans" w:eastAsia="Open Sans" w:hAnsi="Open Sans" w:cs="Open Sans"/>
+          <w:color w:val="000000" w:themeColor="text1"/>
+        </w:rPr>
+        <w:t>.</w:t>
+      </w:r>
+      <w:r>
+        <w:rPr>
+          <w:rFonts w:ascii="Open Sans" w:eastAsia="Open Sans" w:hAnsi="Open Sans" w:cs="Open Sans"/>
+          <w:color w:val="000000" w:themeColor="text1"/>
+        </w:rPr>
+        <w:t>2</w:t>
+      </w:r>
+      <w:r>
+        <w:rPr>
+          <w:rFonts w:ascii="Open Sans" w:eastAsia="Open Sans" w:hAnsi="Open Sans" w:cs="Open Sans"/>
+          <w:color w:val="000000" w:themeColor="text1"/>
+        </w:rPr>
+        <w:t>).</w:t>
       </w:r>
       <w:r>
         <w:rPr>
@@ -51,89 +142,7 @@
           <w:color w:val="000000" w:themeColor="text1"/>
           <w:lang w:val="en-US"/>
         </w:rPr>
-        <w:t>.docx</w:t>
-      </w:r>
-      <w:r>
-        <w:rPr>
-          <w:rFonts w:ascii="Open Sans" w:eastAsia="Open Sans" w:hAnsi="Open Sans" w:cs="Open Sans"/>
-          <w:color w:val="000000" w:themeColor="text1"/>
-        </w:rPr>
-        <w:t>»</w:t>
-      </w:r>
-      <w:r>
-        <w:rPr>
-          <w:rFonts w:ascii="Open Sans" w:eastAsia="Open Sans" w:hAnsi="Open Sans" w:cs="Open Sans"/>
-          <w:color w:val="000000" w:themeColor="text1"/>
-          <w:lang w:val="en-US"/>
-        </w:rPr>
-        <w:t xml:space="preserve">. </w:t>
-      </w:r>
-      <w:r>
-        <w:rPr>
-          <w:rFonts w:ascii="Open Sans" w:eastAsia="Open Sans" w:hAnsi="Open Sans" w:cs="Open Sans"/>
-          <w:color w:val="000000" w:themeColor="text1"/>
-        </w:rPr>
-        <w:t xml:space="preserve">Зафиксировал изменения (рисунок </w:t>
-      </w:r>
-      <w:r>
-        <w:rPr>
-          <w:rFonts w:ascii="Open Sans" w:eastAsia="Open Sans" w:hAnsi="Open Sans" w:cs="Open Sans"/>
-          <w:color w:val="000000" w:themeColor="text1"/>
-          <w:lang w:val="en-US"/>
-        </w:rPr>
-        <w:t>1</w:t>
-      </w:r>
-      <w:r>
-        <w:rPr>
-          <w:rFonts w:ascii="Open Sans" w:eastAsia="Open Sans" w:hAnsi="Open Sans" w:cs="Open Sans"/>
-          <w:color w:val="000000" w:themeColor="text1"/>
-        </w:rPr>
-        <w:t>.</w:t>
-      </w:r>
-      <w:r>
-        <w:rPr>
-          <w:rFonts w:ascii="Open Sans" w:eastAsia="Open Sans" w:hAnsi="Open Sans" w:cs="Open Sans"/>
-          <w:color w:val="000000" w:themeColor="text1"/>
-          <w:lang w:val="en-US"/>
-        </w:rPr>
-        <w:t>1</w:t>
-      </w:r>
-      <w:r>
-        <w:rPr>
-          <w:rFonts w:ascii="Open Sans" w:eastAsia="Open Sans" w:hAnsi="Open Sans" w:cs="Open Sans"/>
-          <w:color w:val="000000" w:themeColor="text1"/>
-        </w:rPr>
-        <w:t xml:space="preserve"> – </w:t>
-      </w:r>
-      <w:r>
-        <w:rPr>
-          <w:rFonts w:ascii="Open Sans" w:eastAsia="Open Sans" w:hAnsi="Open Sans" w:cs="Open Sans"/>
-          <w:color w:val="000000" w:themeColor="text1"/>
-          <w:lang w:val="en-US"/>
-        </w:rPr>
-        <w:t>1</w:t>
-      </w:r>
-      <w:r>
-        <w:rPr>
-          <w:rFonts w:ascii="Open Sans" w:eastAsia="Open Sans" w:hAnsi="Open Sans" w:cs="Open Sans"/>
-          <w:color w:val="000000" w:themeColor="text1"/>
-        </w:rPr>
-        <w:t>.</w:t>
-      </w:r>
-      <w:r>
-        <w:rPr>
-          <w:rFonts w:ascii="Open Sans" w:eastAsia="Open Sans" w:hAnsi="Open Sans" w:cs="Open Sans"/>
-          <w:color w:val="000000" w:themeColor="text1"/>
-          <w:lang w:val="en-US"/>
-        </w:rPr>
-        <w:t>2</w:t>
-      </w:r>
-      <w:r>
-        <w:rPr>
-          <w:rFonts w:ascii="Open Sans" w:eastAsia="Open Sans" w:hAnsi="Open Sans" w:cs="Open Sans"/>
-          <w:color w:val="000000" w:themeColor="text1"/>
-        </w:rPr>
-        <w:t>).</w:t>
+        <w:t>s</w:t>
       </w:r>
     </w:p>
     <w:p>
